--- a/github/k/Survey1_CSUR_Cover_Letter.docx
+++ b/github/k/Survey1_CSUR_Cover_Letter.docx
@@ -46,7 +46,7 @@
         <w:rPr>
           <w:b w:val="0"/>
         </w:rPr>
-        <w:t>We submit our manuscript, “Quantum Computing for Autonomous Robotics: A Systematic Survey of Methods, Evidence, and Deployment Constraints,” for consideration as a survey article in ACM Computing Surveys.</w:t>
+        <w:t>We submit our manuscript, “Quantum Technologies for Autonomous Robotics: A Systematic Survey of Methods, Evidence, and Deployment Constraints,” for consideration as a survey article in ACM Computing Surveys.</w:t>
       </w:r>
     </w:p>
     <w:p>
@@ -235,7 +235,9 @@
           <w:b w:val="0"/>
           <w:highlight w:val="yellow"/>
         </w:rPr>
-        <w:t>[FILL: Corresponding author name]</w:t>
+        <w:t>Yeshwanth Guru (corresponding author)</w:t>
+        <w:br/>
+        <w:t>Dev Kunwar Singh Chauhan</w:t>
       </w:r>
       <w:r>
         <w:rPr>
@@ -248,7 +250,11 @@
           <w:b w:val="0"/>
           <w:highlight w:val="yellow"/>
         </w:rPr>
-        <w:t>[FILL: Affiliation, address, e-mail, ORCID]</w:t>
+        <w:t>Amrita Vishwa Vidyapeetham, Chennai, India</w:t>
+        <w:br/>
+        <w:t>g_yeshwanth@ch.students.amrita.edu; c_devsingh@ch.amrita.edu</w:t>
+        <w:br/>
+        <w:t>[FILL: ORCID]</w:t>
       </w:r>
     </w:p>
     <w:sectPr>

--- a/github/k/Survey1_CSUR_Cover_Letter.docx
+++ b/github/k/Survey1_CSUR_Cover_Letter.docx
@@ -57,7 +57,7 @@
         <w:rPr>
           <w:b w:val="0"/>
         </w:rPr>
-        <w:t>Quantum computing is often presented as a solution to the computational bottlenecks of autonomous robots, such as fleet scheduling, planning, localization, and learning. The literature, however, mixes asymptotic complexity results, noiseless simulations, small hardware runs, and quantum-inspired classical algorithms, so it is hard for researchers to judge what works today. Our survey addresses this problem. It reviews 58 primary studies, selected under the PRISMA 2020 guideline, against 91 foundational works (149 references, each checked against its publisher, DOI, or arXiv record). Its organizing contribution is a robotics-function taxonomy (optimization, planning, learning, sensing and communication, decision-making) combined with a six-level evidence hierarchy, from theoretical analysis to end-to-end deployment, that we apply to every study.</w:t>
+        <w:t>Quantum computing is often presented as a solution to the computational bottlenecks of autonomous robots, such as fleet scheduling, planning, localization, and learning. The literature, however, mixes asymptotic complexity results, noiseless simulations, small hardware runs, and quantum-inspired classical algorithms, so it is hard for researchers to judge what works today. Our survey addresses this problem. It reviews 72 primary studies published between 1998 and 2026, selected under the PRISMA 2020 guideline, against 94 foundational works (172 references, each checked against its publisher, DOI, or arXiv record). Its organizing contribution is a robotics-function taxonomy (optimization, planning, learning, sensing and communication, decision-making) combined with a six-level evidence hierarchy, from theoretical analysis to end-to-end deployment, that we apply to every study, together with a record of whether each study ran its quantum component on quantum hardware, in simulation, or not at all.</w:t>
       </w:r>
     </w:p>
     <w:p>
@@ -104,7 +104,7 @@
         <w:rPr>
           <w:b w:val="0"/>
         </w:rPr>
-        <w:t>• cloud latency, noise, and trainability keep quantum processors out of real-time control loops, and we quantify this latency gap;</w:t>
+        <w:t>• cloud latency, noise, and trainability keep quantum processors out of real-time control loops; we quantify this latency gap, and the first measurements, made on cart-pole control systems in 2025 and 2026, confirm it;</w:t>
       </w:r>
     </w:p>
     <w:p>
@@ -161,27 +161,24 @@
         <w:rPr>
           <w:b w:val="0"/>
         </w:rPr>
-        <w:t xml:space="preserve">The manuscript is prepared in the ACM acmsmall format. The online supplementary material contains the full data-extraction table (also as a CSV file), the PRISMA 2020 flow diagram and checklist, the quality-assessment rubric, and the search strings. The manuscript is original, has not been published previously, and is not under consideration elsewhere. All authors have approved the submission. </w:t>
+        <w:t>The manuscript is prepared in the ACM acmsmall format. The supplementary material contains the data-extraction table (also in machine-readable form), the PRISMA 2020 flow diagram and checklist, the appraisal criteria, and the search strings. The manuscript is original, has not been published previously, and is not under consideration elsewhere. All authors have approved the submission. [FILL: State any competing interests, or “The authors declare no competing interests.”] [FILL: Funding statement.]</w:t>
       </w:r>
       <w:r>
         <w:rPr>
           <w:b w:val="0"/>
           <w:highlight w:val="yellow"/>
         </w:rPr>
-        <w:t>[FILL: State any competing interests, or “The authors declare no competing interests.”]</w:t>
       </w:r>
       <w:r>
         <w:rPr>
           <w:b w:val="0"/>
         </w:rPr>
-        <w:t xml:space="preserve"> </w:t>
       </w:r>
       <w:r>
         <w:rPr>
           <w:b w:val="0"/>
           <w:highlight w:val="yellow"/>
         </w:rPr>
-        <w:t>[FILL: Funding statement.]</w:t>
       </w:r>
     </w:p>
     <w:p>

--- a/github/k/Survey1_CSUR_Cover_Letter.docx
+++ b/github/k/Survey1_CSUR_Cover_Letter.docx
@@ -57,7 +57,7 @@
         <w:rPr>
           <w:b w:val="0"/>
         </w:rPr>
-        <w:t>Quantum computing is often presented as a solution to the computational bottlenecks of autonomous robots, such as fleet scheduling, planning, localization, and learning. The literature, however, mixes asymptotic complexity results, noiseless simulations, small hardware runs, and quantum-inspired classical algorithms, so it is hard for researchers to judge what works today. Our survey addresses this problem. It reviews 72 primary studies published between 1998 and 2026, selected under the PRISMA 2020 guideline, against 94 foundational works (172 references, each checked against its publisher, DOI, or arXiv record). Its organizing contribution is a robotics-function taxonomy (optimization, planning, learning, sensing and communication, decision-making) combined with a six-level evidence hierarchy, from theoretical analysis to end-to-end deployment, that we apply to every study, together with a record of whether each study ran its quantum component on quantum hardware, in simulation, or not at all.</w:t>
+        <w:t>Quantum computing is often presented as a solution to the computational bottlenecks of autonomous robots, such as fleet scheduling, planning, localization, and learning. The literature, however, mixes asymptotic complexity results, noiseless simulations, small hardware runs, and quantum-inspired classical algorithms, so it is hard for researchers to judge what works today. Our survey addresses this problem. It reviews 72 primary studies published between 1998 and 2026, selected under the PRISMA 2020 guideline, against 104 foundational works (182 references, each checked against its publisher, DOI, or arXiv record). Its organizing contribution is a robotics-function taxonomy (optimization, planning, learning, sensing and communication, decision-making) combined with a six-level evidence hierarchy, from theoretical analysis to end-to-end deployment, that we apply to every study, together with a record of whether each study ran its quantum component on quantum hardware, in simulation, or not at all.</w:t>
       </w:r>
     </w:p>
     <w:p>

--- a/github/k/Survey1_CSUR_Cover_Letter.docx
+++ b/github/k/Survey1_CSUR_Cover_Letter.docx
@@ -46,7 +46,7 @@
         <w:rPr>
           <w:b w:val="0"/>
         </w:rPr>
-        <w:t>We submit our manuscript, “Quantum Technologies for Autonomous Robotics: A Systematic Survey of Methods, Evidence, and Deployment Constraints,” for consideration as a survey article in ACM Computing Surveys.</w:t>
+        <w:t>We are pleased to submit our manuscript, “Quantum Technologies for Autonomous Robotics: A Systematic Survey of Methods, Evidence, and Deployment Constraints,” for consideration as a survey article in ACM Computing Surveys.</w:t>
       </w:r>
     </w:p>
     <w:p>
@@ -57,7 +57,7 @@
         <w:rPr>
           <w:b w:val="0"/>
         </w:rPr>
-        <w:t>Quantum computing is often presented as a solution to the computational bottlenecks of autonomous robots, such as fleet scheduling, planning, localization, and learning. The literature, however, mixes asymptotic complexity results, noiseless simulations, small hardware runs, and quantum-inspired classical algorithms, so it is hard for researchers to judge what works today. Our survey addresses this problem. It reviews 72 primary studies published between 1998 and 2026, selected under the PRISMA 2020 guideline, against 104 foundational works (182 references, each checked against its publisher, DOI, or arXiv record). Its organizing contribution is a robotics-function taxonomy (optimization, planning, learning, sensing and communication, decision-making) combined with a six-level evidence hierarchy, from theoretical analysis to end-to-end deployment, that we apply to every study, together with a record of whether each study ran its quantum component on quantum hardware, in simulation, or not at all.</w:t>
+        <w:t>Quantum computing is often put forward as the answer to the hard computational problems of autonomous robots: fleet scheduling, planning, localization, and learning. When we began reading this literature, we found it difficult to tell what actually works. Asymptotic complexity results, noiseless simulations, small hardware runs, and quantum-inspired classical algorithms are reported side by side, often under the same “quantum” label. This survey is our attempt to sort them out. It reviews 72 primary studies published between 1998 and 2026, selected under the PRISMA 2020 guideline, against 104 foundational works (182 references, each checked against its publisher, DOI, or arXiv record). We organize the field by robotic function (optimization, planning, learning, sensing and communication, decision-making), grade every study on a six-level evidence hierarchy from theoretical analysis to end-to-end deployment, and record whether its quantum component ran on quantum hardware, in simulation, or not at all.</w:t>
       </w:r>
     </w:p>
     <w:p>
@@ -139,7 +139,7 @@
         <w:rPr>
           <w:b w:val="0"/>
         </w:rPr>
-        <w:t>The survey closes with open challenges derived from the taxonomy, a research agenda arranged by time horizon, and a reporting checklist for quantum-robotics experiments.</w:t>
+        <w:t>The survey ends with open challenges for each robotic function, a research agenda arranged by time horizon, and a reporting checklist that we hope future quantum-robotics experiments will adopt.</w:t>
       </w:r>
     </w:p>
     <w:p>
@@ -150,7 +150,7 @@
         <w:rPr>
           <w:b w:val="0"/>
         </w:rPr>
-        <w:t>The manuscript differs from earlier reviews of the area (Tandon et al., 2017; Petschnigg et al., 2019; Yan et al., 2024; Udekwe, 2025; Nigatu et al., 2026) in four ways: it grades the strength of evidence explicitly; it separates genuinely quantum from quantum-inspired results; it analyzes hardware, latency, and deployment constraints quantitatively; and it treats quantum sensing, communication, and quantum cognition as distinct routes to near-term impact. Table 1 of the manuscript sets out this comparison. We believe that the survey will interest the broad CSUR readership in robotics, quantum computing, and artificial intelligence.</w:t>
+        <w:t>The manuscript differs from earlier reviews of the area (Tandon et al., 2017; Petschnigg et al., 2019; Yan et al., 2024; Udekwe, 2025; Nigatu et al., 2026) in four ways. It grades the strength of evidence explicitly. It keeps genuinely quantum results apart from quantum-inspired ones. It analyzes hardware, latency, and deployment constraints quantitatively. And it treats quantum sensing, communication, and quantum cognition as separate routes to near-term impact. Table 1 of the manuscript sets out the comparison. We believe the survey will be useful to CSUR readers working in robotics, quantum computing, and artificial intelligence.</w:t>
       </w:r>
     </w:p>
     <w:p>

--- a/github/k/Survey1_CSUR_Cover_Letter.docx
+++ b/github/k/Survey1_CSUR_Cover_Letter.docx
@@ -57,7 +57,7 @@
         <w:rPr>
           <w:b w:val="0"/>
         </w:rPr>
-        <w:t>Quantum computing is often put forward as the answer to the hard computational problems of autonomous robots: fleet scheduling, planning, localization, and learning. When we began reading this literature, we found it difficult to tell what actually works. Asymptotic complexity results, noiseless simulations, small hardware runs, and quantum-inspired classical algorithms are reported side by side, often under the same “quantum” label. This survey is our attempt to sort them out. It reviews 72 primary studies published between 1998 and 2026, selected under the PRISMA 2020 guideline, against 104 foundational works (182 references, each checked against its publisher, DOI, or arXiv record). We organize the field by robotic function (optimization, planning, learning, sensing and communication, decision-making), grade every study on a six-level evidence hierarchy from theoretical analysis to end-to-end deployment, and record whether its quantum component ran on quantum hardware, in simulation, or not at all.</w:t>
+        <w:t>Quantum computing is often put forward as the answer to the hard computational problems of autonomous robots: fleet scheduling, planning, localization, and learning. When we began reading this literature, we found it difficult to tell what actually works. Asymptotic complexity results, noiseless simulations, small hardware runs, and quantum-inspired classical algorithms are reported side by side, often under the same “quantum” label. This survey is our attempt to sort them out. It reviews 72 primary studies published between 1998 and 2026, selected under the PRISMA 2020 guideline, against 106 foundational works (184 references, each checked against its publisher, DOI, or arXiv record). We organize the field by robotic function (optimization, planning, learning, sensing and communication, decision-making), grade every study on a six-level evidence hierarchy from theoretical analysis to end-to-end deployment, and record whether its quantum component ran on quantum hardware, in simulation, or not at all.</w:t>
       </w:r>
     </w:p>
     <w:p>
@@ -116,7 +116,7 @@
         <w:rPr>
           <w:b w:val="0"/>
         </w:rPr>
-        <w:t>• quantum sensing and quantum communication are the only branches fielded on moving platforms; and</w:t>
+        <w:t>• quantum sensing and quantum communication are the only branches fielded on moving platforms, although the one field result showing a navigation advantage still awaits independent replication; and</w:t>
       </w:r>
     </w:p>
     <w:p>
@@ -139,7 +139,7 @@
         <w:rPr>
           <w:b w:val="0"/>
         </w:rPr>
-        <w:t>The survey ends with open challenges for each robotic function, a research agenda arranged by time horizon, and a reporting checklist that we hope future quantum-robotics experiments will adopt.</w:t>
+        <w:t>The survey ends with open challenges for each robotic function, a worked fault-tolerant resource estimate showing why a quadratic speed-up does not reach a localizing robot, a research agenda arranged by time horizon, and a reporting checklist that we hope future quantum-robotics experiments will adopt.</w:t>
       </w:r>
     </w:p>
     <w:p>

--- a/github/k/Survey1_CSUR_Cover_Letter.docx
+++ b/github/k/Survey1_CSUR_Cover_Letter.docx
@@ -57,7 +57,7 @@
         <w:rPr>
           <w:b w:val="0"/>
         </w:rPr>
-        <w:t>Quantum computing is often put forward as the answer to the hard computational problems of autonomous robots: fleet scheduling, planning, localization, and learning. When we began reading this literature, we found it difficult to tell what actually works. Asymptotic complexity results, noiseless simulations, small hardware runs, and quantum-inspired classical algorithms are reported side by side, often under the same “quantum” label. This survey is our attempt to sort them out. It reviews 72 primary studies published between 1998 and 2026, selected under the PRISMA 2020 guideline, against 106 foundational works (184 references, each checked against its publisher, DOI, or arXiv record). We organize the field by robotic function (optimization, planning, learning, sensing and communication, decision-making), grade every study on a six-level evidence hierarchy from theoretical analysis to end-to-end deployment, and record whether its quantum component ran on quantum hardware, in simulation, or not at all.</w:t>
+        <w:t>Quantum computing is often put forward as the answer to the hard computational problems of autonomous robots: fleet scheduling, planning, localization, and learning. When we began reading this literature, we found it difficult to tell what actually works. Asymptotic complexity results, noiseless simulations, small hardware runs, and quantum-inspired classical algorithms are reported side by side, often under the same “quantum” label. This survey is our attempt to sort them out. It reviews 72 primary studies published between 1998 and 2026, reported following the PRISMA 2020 statement where it applies, against 106 foundational works (184 references, each checked against its publisher, DOI, or arXiv record). We organize the field by robotic function (optimization, planning, learning, sensing and communication, decision-making), grade every study on a six-level evidence hierarchy from theoretical analysis to end-to-end deployment, and record whether its quantum component ran on quantum hardware, in simulation, or not at all.</w:t>
       </w:r>
     </w:p>
     <w:p>

--- a/github/k/Survey1_CSUR_Cover_Letter.docx
+++ b/github/k/Survey1_CSUR_Cover_Letter.docx
@@ -57,7 +57,7 @@
         <w:rPr>
           <w:b w:val="0"/>
         </w:rPr>
-        <w:t>Quantum computing is often put forward as the answer to the hard computational problems of autonomous robots: fleet scheduling, planning, localization, and learning. When we began reading this literature, we found it difficult to tell what actually works. Asymptotic complexity results, noiseless simulations, small hardware runs, and quantum-inspired classical algorithms are reported side by side, often under the same “quantum” label. This survey is our attempt to sort them out. It reviews 72 primary studies published between 1998 and 2026, reported following the PRISMA 2020 statement where it applies, against 106 foundational works (184 references, each checked against its publisher, DOI, or arXiv record). We organize the field by robotic function (optimization, planning, learning, sensing and communication, decision-making), grade every study on a six-level evidence hierarchy from theoretical analysis to end-to-end deployment, and record whether its quantum component ran on quantum hardware, in simulation, or not at all.</w:t>
+        <w:t>Quantum computing is often put forward as the answer to the hard computational problems of autonomous robots: fleet scheduling, planning, localization, and learning. When we began reading this literature, we found it difficult to tell what actually works. Asymptotic complexity results, noiseless simulations, small hardware runs, and quantum-inspired classical algorithms are reported side by side, often under the same “quantum” label. This survey is our attempt to sort them out. It reviews 72 primary studies published between 1998 and 2026, reported following the PRISMA 2020 statement where it applies, against 107 foundational works (185 references, each checked against its publisher, DOI, or arXiv record). We organize the field by robotic function (optimization, planning, learning, sensing and communication, decision-making), grade every study on a six-level evidence hierarchy from theoretical analysis to end-to-end deployment, and record whether its quantum component ran on quantum hardware, in simulation, or not at all.</w:t>
       </w:r>
     </w:p>
     <w:p>

--- a/github/k/Survey1_CSUR_Cover_Letter.docx
+++ b/github/k/Survey1_CSUR_Cover_Letter.docx
@@ -161,7 +161,7 @@
         <w:rPr>
           <w:b w:val="0"/>
         </w:rPr>
-        <w:t>The manuscript is prepared in the ACM acmsmall format. The supplementary material contains the data-extraction table (also in machine-readable form), the PRISMA 2020 flow diagram and checklist, the appraisal criteria, and the search strings. The manuscript is original, has not been published previously, and is not under consideration elsewhere. All authors have approved the submission. [FILL: State any competing interests, or “The authors declare no competing interests.”] [FILL: Funding statement.]</w:t>
+        <w:t>The manuscript is prepared in the ACM acmsmall format. The supplementary material contains the data-extraction table (also in machine-readable form), the PRISMA 2020 flow diagram and checklist, the appraisal criteria, and the search strings. The manuscript is original, has not been published previously, and is not under consideration elsewhere. All authors have approved the submission. The authors declare no competing interests. [FILL: Funding statement.]</w:t>
       </w:r>
       <w:r>
         <w:rPr>

--- a/github/k/Survey1_CSUR_Cover_Letter.docx
+++ b/github/k/Survey1_CSUR_Cover_Letter.docx
@@ -251,7 +251,7 @@
         <w:br/>
         <w:t>g_yeshwanth@ch.students.amrita.edu; c_devsingh@ch.amrita.edu</w:t>
         <w:br/>
-        <w:t>[FILL: ORCID]</w:t>
+        <w:t>ORCID (Y. Guru): https://orcid.org/0009-0007-6353-4033</w:t>
       </w:r>
     </w:p>
     <w:sectPr>

--- a/github/k/Survey1_CSUR_Cover_Letter.docx
+++ b/github/k/Survey1_CSUR_Cover_Letter.docx
@@ -251,7 +251,7 @@
         <w:br/>
         <w:t>g_yeshwanth@ch.students.amrita.edu; c_devsingh@ch.amrita.edu</w:t>
         <w:br/>
-        <w:t>ORCID (Y. Guru): https://orcid.org/0009-0007-6353-4033</w:t>
+        <w:t>ORCID: Y. Guru https://orcid.org/0009-0007-6353-4033; D. K. S. Chauhan https://orcid.org/0000-0002-1466-4567</w:t>
       </w:r>
     </w:p>
     <w:sectPr>

--- a/github/k/Survey1_CSUR_Cover_Letter.docx
+++ b/github/k/Survey1_CSUR_Cover_Letter.docx
@@ -247,7 +247,7 @@
           <w:b w:val="0"/>
           <w:highlight w:val="yellow"/>
         </w:rPr>
-        <w:t>Amrita Vishwa Vidyapeetham, Chennai, India</w:t>
+        <w:t>Department of Mechanical Engineering, Amrita Vishwa Vidyapeetham, Chennai, India</w:t>
         <w:br/>
         <w:t>g_yeshwanth@ch.students.amrita.edu; c_devsingh@ch.amrita.edu</w:t>
         <w:br/>

--- a/github/k/Survey1_CSUR_Cover_Letter.docx
+++ b/github/k/Survey1_CSUR_Cover_Letter.docx
@@ -161,7 +161,7 @@
         <w:rPr>
           <w:b w:val="0"/>
         </w:rPr>
-        <w:t>The manuscript is prepared in the ACM acmsmall format. The supplementary material contains the data-extraction table (also in machine-readable form), the PRISMA 2020 flow diagram and checklist, the appraisal criteria, and the search strings. The manuscript is original, has not been published previously, and is not under consideration elsewhere. All authors have approved the submission. The authors declare no competing interests. [FILL: Funding statement.]</w:t>
+        <w:t>The manuscript is prepared in the ACM acmsmall format. The supplementary material contains the data-extraction table (also in machine-readable form), the PRISMA 2020 flow diagram and checklist, the appraisal criteria, and the search strings. The manuscript is original, has not been published previously, and is not under consideration elsewhere. All authors have approved the submission. The authors declare no competing interests. This research received no external funding. It was carried out as part of the authors' work at Amrita Vishwa Vidyapeetham, Chennai, India.</w:t>
       </w:r>
       <w:r>
         <w:rPr>
